--- a/src/articles/מבוא-קצר-בענייני-ידיעה-והסנהדרין/מבוא קצר בענייני ידיעה והסנהדרין.docx
+++ b/src/articles/מבוא-קצר-בענייני-ידיעה-והסנהדרין/מבוא קצר בענייני ידיעה והסנהדרין.docx
@@ -10,10 +10,17 @@
       </w:pPr>
       <w:r>
         <w:rPr>
-          <w:rFonts w:hint="cs"/>
-          <w:rtl/>
-        </w:rPr>
-        <w:t xml:space="preserve">בס"ד, </w:t>
+          <w:rFonts w:ascii="Times New Roman" w:hAnsi="Times New Roman" w:cs="Times New Roman"/>
+          <w:rtl/>
+        </w:rPr>
+        <w:t>ב</w:t>
+      </w:r>
+      <w:r>
+        <w:rPr>
+          <w:rFonts w:hint="cs"/>
+          <w:rtl/>
+        </w:rPr>
+        <w:t xml:space="preserve">ס"ד, </w:t>
       </w:r>
       <w:r>
         <w:rPr>
@@ -291,21 +298,7 @@
         <w:rPr>
           <w:rtl/>
         </w:rPr>
-        <w:t xml:space="preserve"> עֲלֵיכֶם </w:t>
-      </w:r>
-      <w:proofErr w:type="spellStart"/>
-      <w:r>
-        <w:rPr>
-          <w:rtl/>
-        </w:rPr>
-        <w:t>וְרִפִּיתֶם</w:t>
-      </w:r>
-      <w:proofErr w:type="spellEnd"/>
-      <w:r>
-        <w:rPr>
-          <w:rtl/>
-        </w:rPr>
-        <w:t xml:space="preserve"> אֶת יָדִי כִּי רָאִיתִי שֶׁאֵינְכֶם חֲרֵדִים לְהִתְקָרֵב אֵלָיו </w:t>
+        <w:t xml:space="preserve"> עֲלֵיכֶם וְרִפִּיתֶם אֶת יָדִי כִּי רָאִיתִי שֶׁאֵינְכֶם חֲרֵדִים לְהִתְקָרֵב אֵלָיו </w:t>
       </w:r>
       <w:r>
         <w:rPr>
@@ -484,23 +477,7 @@
           <w:rFonts w:hint="cs"/>
           <w:rtl/>
         </w:rPr>
-        <w:t xml:space="preserve">משה חוזר על תקווה זו בהסמכתם המצערת של שבעים הזקנים, לאחר שאלדד </w:t>
-      </w:r>
-      <w:proofErr w:type="spellStart"/>
-      <w:r>
-        <w:rPr>
-          <w:rFonts w:hint="cs"/>
-          <w:rtl/>
-        </w:rPr>
-        <w:t>ומידד</w:t>
-      </w:r>
-      <w:proofErr w:type="spellEnd"/>
-      <w:r>
-        <w:rPr>
-          <w:rFonts w:hint="cs"/>
-          <w:rtl/>
-        </w:rPr>
-        <w:t xml:space="preserve"> התנבאו במחנה:</w:t>
+        <w:t>משה חוזר על תקווה זו בהסמכתם המצערת של שבעים הזקנים, לאחר שאלדד ומידד התנבאו במחנה:</w:t>
       </w:r>
     </w:p>
     <w:p>
@@ -521,21 +498,7 @@
         <w:rPr>
           <w:rtl/>
         </w:rPr>
-        <w:t xml:space="preserve">וּמִ֨י </w:t>
-      </w:r>
-      <w:proofErr w:type="spellStart"/>
-      <w:r>
-        <w:rPr>
-          <w:rtl/>
-        </w:rPr>
-        <w:t>יִתֵּ֜ן</w:t>
-      </w:r>
-      <w:proofErr w:type="spellEnd"/>
-      <w:r>
-        <w:rPr>
-          <w:rtl/>
-        </w:rPr>
-        <w:t xml:space="preserve"> </w:t>
+        <w:t xml:space="preserve">וּמִ֨י יִתֵּ֜ן </w:t>
       </w:r>
       <w:proofErr w:type="spellStart"/>
       <w:r>
@@ -650,35 +613,7 @@
         <w:rPr>
           <w:rtl/>
         </w:rPr>
-        <w:t xml:space="preserve"> וְכָרַתִּ֗י </w:t>
-      </w:r>
-      <w:proofErr w:type="spellStart"/>
-      <w:r>
-        <w:rPr>
-          <w:rtl/>
-        </w:rPr>
-        <w:t>אֶת־בֵּ֧ית</w:t>
-      </w:r>
-      <w:proofErr w:type="spellEnd"/>
-      <w:r>
-        <w:rPr>
-          <w:rtl/>
-        </w:rPr>
-        <w:t xml:space="preserve"> יִשְׂרָאֵ֛ל </w:t>
-      </w:r>
-      <w:proofErr w:type="spellStart"/>
-      <w:r>
-        <w:rPr>
-          <w:rtl/>
-        </w:rPr>
-        <w:t>וְאֶת־בֵּ֥ית</w:t>
-      </w:r>
-      <w:proofErr w:type="spellEnd"/>
-      <w:r>
-        <w:rPr>
-          <w:rtl/>
-        </w:rPr>
-        <w:t xml:space="preserve"> יְהוּדָ֖ה בְּרִ֥ית חֲדָשָֽׁה׃</w:t>
+        <w:t xml:space="preserve"> וְכָרַתִּ֗י אֶת־בֵּ֧ית יִשְׂרָאֵ֛ל וְאֶת־בֵּ֥ית יְהוּדָ֖ה בְּרִ֥ית חֲדָשָֽׁה׃</w:t>
       </w:r>
       <w:r>
         <w:rPr>
@@ -771,35 +706,7 @@
         <w:rPr>
           <w:rtl/>
         </w:rPr>
-        <w:t xml:space="preserve">כִּ֣י זֹ֣את הַבְּרִ֡ית אֲשֶׁ֣ר </w:t>
-      </w:r>
-      <w:proofErr w:type="spellStart"/>
-      <w:r>
-        <w:rPr>
-          <w:rtl/>
-        </w:rPr>
-        <w:t>אֶכְרֹת</w:t>
-      </w:r>
-      <w:proofErr w:type="spellEnd"/>
-      <w:r>
-        <w:rPr>
-          <w:rtl/>
-        </w:rPr>
-        <w:t xml:space="preserve">֩ </w:t>
-      </w:r>
-      <w:proofErr w:type="spellStart"/>
-      <w:r>
-        <w:rPr>
-          <w:rtl/>
-        </w:rPr>
-        <w:t>אֶת־בֵּ֨ית</w:t>
-      </w:r>
-      <w:proofErr w:type="spellEnd"/>
-      <w:r>
-        <w:rPr>
-          <w:rtl/>
-        </w:rPr>
-        <w:t xml:space="preserve"> יִשְׂרָאֵ֜ל אַחֲרֵ֨י הַיָּמִ֤ים הָהֵם֙ </w:t>
+        <w:t xml:space="preserve">כִּ֣י זֹ֣את הַבְּרִ֡ית אֲשֶׁ֣ר אֶכְרֹת֩ אֶת־בֵּ֨ית יִשְׂרָאֵ֜ל אַחֲרֵ֨י הַיָּמִ֤ים הָהֵם֙ </w:t>
       </w:r>
       <w:proofErr w:type="spellStart"/>
       <w:r>
@@ -894,21 +801,7 @@
         <w:rPr>
           <w:rtl/>
         </w:rPr>
-        <w:t xml:space="preserve"> וְהָיִ֤יתִי לָהֶם֙ </w:t>
-      </w:r>
-      <w:proofErr w:type="spellStart"/>
-      <w:r>
-        <w:rPr>
-          <w:rtl/>
-        </w:rPr>
-        <w:t>לֵֽאלֹהִ֔ים</w:t>
-      </w:r>
-      <w:proofErr w:type="spellEnd"/>
-      <w:r>
-        <w:rPr>
-          <w:rtl/>
-        </w:rPr>
-        <w:t xml:space="preserve"> וְהֵ֖מָּה </w:t>
+        <w:t xml:space="preserve"> וְהָיִ֤יתִי לָהֶם֙ לֵֽאלֹהִ֔ים וְהֵ֖מָּה </w:t>
       </w:r>
       <w:proofErr w:type="spellStart"/>
       <w:r>
@@ -972,25 +865,7 @@
           <w:bCs/>
           <w:rtl/>
         </w:rPr>
-        <w:t xml:space="preserve">֙ </w:t>
-      </w:r>
-      <w:proofErr w:type="spellStart"/>
-      <w:r>
-        <w:rPr>
-          <w:b/>
-          <w:bCs/>
-          <w:rtl/>
-        </w:rPr>
-        <w:t>לֵאמֹ֔ר</w:t>
-      </w:r>
-      <w:proofErr w:type="spellEnd"/>
-      <w:r>
-        <w:rPr>
-          <w:b/>
-          <w:bCs/>
-          <w:rtl/>
-        </w:rPr>
-        <w:t xml:space="preserve"> דְּע֖וּ </w:t>
+        <w:t xml:space="preserve">֙ לֵאמֹ֔ר דְּע֖וּ </w:t>
       </w:r>
       <w:proofErr w:type="spellStart"/>
       <w:r>
@@ -1457,21 +1332,7 @@
         <w:rPr>
           <w:rtl/>
         </w:rPr>
-        <w:t xml:space="preserve"> לְכַנֵּס </w:t>
-      </w:r>
-      <w:proofErr w:type="spellStart"/>
-      <w:r>
-        <w:rPr>
-          <w:rtl/>
-        </w:rPr>
-        <w:t>גָּלֻיּוֹתֵיהֶן</w:t>
-      </w:r>
-      <w:proofErr w:type="spellEnd"/>
-      <w:r>
-        <w:rPr>
-          <w:rtl/>
-        </w:rPr>
-        <w:t xml:space="preserve"> שֶׁל יִשְׂרָאֵל, וְלִתֵּן לָהֶם</w:t>
+        <w:t xml:space="preserve"> לְכַנֵּס גָּלֻיּוֹתֵיהֶן שֶׁל יִשְׂרָאֵל, וְלִתֵּן לָהֶם</w:t>
       </w:r>
       <w:r>
         <w:rPr>
@@ -1628,14 +1489,7 @@
         <w:rPr>
           <w:rtl/>
         </w:rPr>
-        <w:t xml:space="preserve"> אַף </w:t>
-      </w:r>
-      <w:proofErr w:type="spellStart"/>
-      <w:r>
-        <w:rPr>
-          <w:rtl/>
-        </w:rPr>
-        <w:t>ל</w:t>
+        <w:t xml:space="preserve"> אַף ל</w:t>
       </w:r>
       <w:r>
         <w:rPr>
@@ -1661,14 +1515,7 @@
         <w:rPr>
           <w:rtl/>
         </w:rPr>
-        <w:t>וּדו</w:t>
-      </w:r>
-      <w:proofErr w:type="spellEnd"/>
-      <w:r>
-        <w:rPr>
-          <w:rtl/>
-        </w:rPr>
-        <w:t>ֹ עוֹבֵר</w:t>
+        <w:t>וּדוֹ עוֹבֵר</w:t>
       </w:r>
       <w:r>
         <w:rPr>
@@ -1834,28 +1681,7 @@
         <w:rPr>
           <w:rtl/>
         </w:rPr>
-        <w:t xml:space="preserve">, וּכְשֵׁם </w:t>
-      </w:r>
-      <w:proofErr w:type="spellStart"/>
-      <w:r>
-        <w:rPr>
-          <w:rtl/>
-        </w:rPr>
-        <w:t>שֶׁהָאֱלֹקִים</w:t>
-      </w:r>
-      <w:proofErr w:type="spellEnd"/>
-      <w:r>
-        <w:rPr>
-          <w:rtl/>
-        </w:rPr>
-        <w:t xml:space="preserve"> חַי וְקַיָּם לְעוֹלָם כָּךְ </w:t>
-      </w:r>
-      <w:proofErr w:type="spellStart"/>
-      <w:r>
-        <w:rPr>
-          <w:rtl/>
-        </w:rPr>
-        <w:t>ל</w:t>
+        <w:t>, וּכְשֵׁם שֶׁהָאֱלֹקִים חַי וְקַיָּם לְעוֹלָם כָּךְ ל</w:t>
       </w:r>
       <w:r>
         <w:rPr>
@@ -1881,14 +1707,7 @@
         <w:rPr>
           <w:rtl/>
         </w:rPr>
-        <w:t>וּדו</w:t>
-      </w:r>
-      <w:proofErr w:type="spellEnd"/>
-      <w:r>
-        <w:rPr>
-          <w:rtl/>
-        </w:rPr>
-        <w:t>ֹ</w:t>
+        <w:t>וּדוֹ</w:t>
       </w:r>
       <w:r>
         <w:rPr>
@@ -2021,19 +1840,11 @@
         </w:rPr>
         <w:t>"</w:t>
       </w:r>
-      <w:proofErr w:type="spellStart"/>
-      <w:r>
-        <w:rPr>
-          <w:rtl/>
-        </w:rPr>
-        <w:t>עֲנָוִים</w:t>
-      </w:r>
-      <w:proofErr w:type="spellEnd"/>
-      <w:r>
-        <w:rPr>
-          <w:rtl/>
-        </w:rPr>
-        <w:t xml:space="preserve"> הִגִּיעַ זְמַן </w:t>
+      <w:r>
+        <w:rPr>
+          <w:rtl/>
+        </w:rPr>
+        <w:t xml:space="preserve">עֲנָוִים הִגִּיעַ זְמַן </w:t>
       </w:r>
       <w:proofErr w:type="spellStart"/>
       <w:r>
@@ -2267,9 +2078,347 @@
     <w:p>
       <w:pPr>
         <w:rPr>
-          <w:rtl/>
-        </w:rPr>
-      </w:pPr>
+          <w:rFonts w:asciiTheme="minorBidi" w:hAnsiTheme="minorBidi" w:cstheme="minorBidi"/>
+        </w:rPr>
+      </w:pPr>
+      <w:r>
+        <w:rPr>
+          <w:rFonts w:asciiTheme="minorBidi" w:hAnsiTheme="minorBidi" w:cstheme="minorBidi"/>
+          <w:rtl/>
+        </w:rPr>
+        <w:t>ועוד ב</w:t>
+      </w:r>
+      <w:hyperlink r:id="rId15" w:history="1">
+        <w:r>
+          <w:rPr>
+            <w:rStyle w:val="Hyperlink"/>
+            <w:rFonts w:asciiTheme="minorBidi" w:hAnsiTheme="minorBidi" w:cstheme="minorBidi"/>
+            <w:rtl/>
+          </w:rPr>
+          <w:t>מדרש רבה</w:t>
+        </w:r>
+      </w:hyperlink>
+      <w:r>
+        <w:rPr>
+          <w:rFonts w:asciiTheme="minorBidi" w:hAnsiTheme="minorBidi" w:cstheme="minorBidi"/>
+          <w:rtl/>
+        </w:rPr>
+        <w:t xml:space="preserve">: </w:t>
+      </w:r>
+    </w:p>
+    <w:p>
+      <w:pPr>
+        <w:pStyle w:val="a7"/>
+        <w:rPr>
+          <w:rFonts w:ascii="Times New Roman" w:hAnsi="Times New Roman" w:cs="Times New Roman"/>
+          <w:rtl/>
+        </w:rPr>
+      </w:pPr>
+      <w:r>
+        <w:rPr>
+          <w:rFonts w:hint="cs"/>
+          <w:rtl/>
+        </w:rPr>
+        <w:t>"</w:t>
+      </w:r>
+      <w:r>
+        <w:rPr>
+          <w:rtl/>
+        </w:rPr>
+        <w:t>כָּעֵת יֵאָמֵר לְיַעֲקֹב וּלְיִשְׂרָאֵל מַה פָּעַל אֵל</w:t>
+      </w:r>
+      <w:r>
+        <w:rPr>
+          <w:rFonts w:hint="cs"/>
+          <w:rtl/>
+        </w:rPr>
+        <w:t>" –</w:t>
+      </w:r>
+      <w:r>
+        <w:rPr>
+          <w:rtl/>
+        </w:rPr>
+        <w:t xml:space="preserve"> רָאֲתָה עֵינוֹ אֶת יִשְׂרָאֵל </w:t>
+      </w:r>
+      <w:proofErr w:type="spellStart"/>
+      <w:r>
+        <w:rPr>
+          <w:rtl/>
+        </w:rPr>
+        <w:t>יוֹשְׁבִין</w:t>
+      </w:r>
+      <w:proofErr w:type="spellEnd"/>
+      <w:r>
+        <w:rPr>
+          <w:rtl/>
+        </w:rPr>
+        <w:t xml:space="preserve"> לִפְנֵי הַקָּדוֹשׁ בָּרוּךְ הוּא כְּתַלְמִיד לִפְנֵי רַבּוֹ לֶעָתִיד לָבוֹא </w:t>
+      </w:r>
+      <w:proofErr w:type="spellStart"/>
+      <w:r>
+        <w:rPr>
+          <w:rtl/>
+        </w:rPr>
+        <w:t>וְשׁוֹאֲלִין</w:t>
+      </w:r>
+      <w:proofErr w:type="spellEnd"/>
+      <w:r>
+        <w:rPr>
+          <w:rtl/>
+        </w:rPr>
+        <w:t xml:space="preserve"> מִמֶּנּוּ כָּל פָּרָשָׁה וּפָרָשָׁה לָמָּה נִכְתְּבָה, וְכֵן הוּא אוֹמֵר (ישעיה </w:t>
+      </w:r>
+      <w:proofErr w:type="spellStart"/>
+      <w:r>
+        <w:rPr>
+          <w:rtl/>
+        </w:rPr>
+        <w:t>כג</w:t>
+      </w:r>
+      <w:proofErr w:type="spellEnd"/>
+      <w:r>
+        <w:rPr>
+          <w:rtl/>
+        </w:rPr>
+        <w:t xml:space="preserve">, </w:t>
+      </w:r>
+      <w:proofErr w:type="spellStart"/>
+      <w:r>
+        <w:rPr>
+          <w:rtl/>
+        </w:rPr>
+        <w:t>יח</w:t>
+      </w:r>
+      <w:proofErr w:type="spellEnd"/>
+      <w:r>
+        <w:rPr>
+          <w:rtl/>
+        </w:rPr>
+        <w:t xml:space="preserve">): </w:t>
+      </w:r>
+      <w:r>
+        <w:rPr>
+          <w:rFonts w:hint="cs"/>
+          <w:rtl/>
+        </w:rPr>
+        <w:t>"</w:t>
+      </w:r>
+      <w:r>
+        <w:rPr>
+          <w:rtl/>
+        </w:rPr>
+        <w:t xml:space="preserve">כִּי </w:t>
+      </w:r>
+      <w:proofErr w:type="spellStart"/>
+      <w:r>
+        <w:rPr>
+          <w:rtl/>
+        </w:rPr>
+        <w:t>לַיּשְׁבִים</w:t>
+      </w:r>
+      <w:proofErr w:type="spellEnd"/>
+      <w:r>
+        <w:rPr>
+          <w:rtl/>
+        </w:rPr>
+        <w:t xml:space="preserve"> לִפְנֵי ה' יִהְיֶה סַחְרָהּ לֶאֱכֹל לְשָׂבְעָה וְלִמְכַסֶּה עָתִיק</w:t>
+      </w:r>
+      <w:r>
+        <w:rPr>
+          <w:rFonts w:hint="cs"/>
+          <w:rtl/>
+        </w:rPr>
+        <w:t>"</w:t>
+      </w:r>
+      <w:r>
+        <w:rPr>
+          <w:rtl/>
+        </w:rPr>
+        <w:t xml:space="preserve">. וְאוֹמֵר (ישעיה ל, כ): </w:t>
+      </w:r>
+      <w:r>
+        <w:rPr>
+          <w:rFonts w:hint="cs"/>
+          <w:rtl/>
+        </w:rPr>
+        <w:t>"</w:t>
+      </w:r>
+      <w:r>
+        <w:rPr>
+          <w:rtl/>
+        </w:rPr>
+        <w:t xml:space="preserve">וְלֹא </w:t>
+      </w:r>
+      <w:proofErr w:type="spellStart"/>
+      <w:r>
+        <w:rPr>
+          <w:rtl/>
+        </w:rPr>
+        <w:t>יִכָּנֵף</w:t>
+      </w:r>
+      <w:proofErr w:type="spellEnd"/>
+      <w:r>
+        <w:rPr>
+          <w:rtl/>
+        </w:rPr>
+        <w:t xml:space="preserve"> עוֹד מוֹרֶיךָ וְהָיוּ עֵינֶיךָ רֹאוֹת אֶת מוֹרֶיךָ</w:t>
+      </w:r>
+      <w:r>
+        <w:rPr>
+          <w:rFonts w:hint="cs"/>
+          <w:rtl/>
+        </w:rPr>
+        <w:t>".</w:t>
+      </w:r>
+      <w:r>
+        <w:rPr>
+          <w:rtl/>
+        </w:rPr>
+        <w:t xml:space="preserve"> וּמַלְאֲכֵי הַשָּׁרֵת </w:t>
+      </w:r>
+      <w:proofErr w:type="spellStart"/>
+      <w:r>
+        <w:rPr>
+          <w:rtl/>
+        </w:rPr>
+        <w:t>רוֹאִין</w:t>
+      </w:r>
+      <w:proofErr w:type="spellEnd"/>
+      <w:r>
+        <w:rPr>
+          <w:rtl/>
+        </w:rPr>
+        <w:t xml:space="preserve"> אוֹתָן </w:t>
+      </w:r>
+      <w:proofErr w:type="spellStart"/>
+      <w:r>
+        <w:rPr>
+          <w:rtl/>
+        </w:rPr>
+        <w:t>וְשׁוֹאֲלִין</w:t>
+      </w:r>
+      <w:proofErr w:type="spellEnd"/>
+      <w:r>
+        <w:rPr>
+          <w:rtl/>
+        </w:rPr>
+        <w:t xml:space="preserve"> אוֹתָן</w:t>
+      </w:r>
+      <w:r>
+        <w:rPr>
+          <w:rFonts w:hint="cs"/>
+          <w:rtl/>
+        </w:rPr>
+        <w:t>:</w:t>
+      </w:r>
+      <w:r>
+        <w:rPr>
+          <w:rtl/>
+        </w:rPr>
+        <w:t xml:space="preserve"> </w:t>
+      </w:r>
+      <w:r>
+        <w:rPr>
+          <w:rFonts w:hint="cs"/>
+          <w:rtl/>
+        </w:rPr>
+        <w:t>'</w:t>
+      </w:r>
+      <w:r>
+        <w:rPr>
+          <w:rtl/>
+        </w:rPr>
+        <w:t>מָה הוֹרָה לָכֶם הַקָּדוֹשׁ בָּרוּךְ הוּא</w:t>
+      </w:r>
+      <w:r>
+        <w:rPr>
+          <w:rFonts w:hint="cs"/>
+          <w:rtl/>
+        </w:rPr>
+        <w:t>?',</w:t>
+      </w:r>
+      <w:r>
+        <w:rPr>
+          <w:rtl/>
+        </w:rPr>
+        <w:t xml:space="preserve"> לְפִי שֶׁאֵינָן </w:t>
+      </w:r>
+      <w:proofErr w:type="spellStart"/>
+      <w:r>
+        <w:rPr>
+          <w:rtl/>
+        </w:rPr>
+        <w:t>יְכוֹלִין</w:t>
+      </w:r>
+      <w:proofErr w:type="spellEnd"/>
+      <w:r>
+        <w:rPr>
+          <w:rtl/>
+        </w:rPr>
+        <w:t xml:space="preserve"> לִכָּנֵס בִּמְחִיצָתָן, שֶׁנֶּאֱמַר: </w:t>
+      </w:r>
+      <w:r>
+        <w:rPr>
+          <w:rFonts w:hint="cs"/>
+          <w:rtl/>
+        </w:rPr>
+        <w:t>"</w:t>
+      </w:r>
+      <w:r>
+        <w:rPr>
+          <w:rtl/>
+        </w:rPr>
+        <w:t xml:space="preserve">כָּעֵת יֵאָמֵר לְיַעֲקֹב </w:t>
+      </w:r>
+      <w:r>
+        <w:rPr>
+          <w:rtl/>
+        </w:rPr>
+        <w:t>וּלְיִשְׂרָאֵל מַה פָּעַל אֵל</w:t>
+      </w:r>
+      <w:r>
+        <w:rPr>
+          <w:rtl/>
+        </w:rPr>
+        <w:t xml:space="preserve">'. </w:t>
+      </w:r>
+    </w:p>
+    <w:p>
+      <w:pPr>
+        <w:rPr>
+          <w:rtl/>
+        </w:rPr>
+      </w:pPr>
+      <w:r>
+        <w:rPr>
+          <w:rFonts w:hint="cs"/>
+          <w:rtl/>
+        </w:rPr>
+        <w:t xml:space="preserve">בסוד "ישקני מנשיקות </w:t>
+      </w:r>
+      <w:proofErr w:type="spellStart"/>
+      <w:r>
+        <w:rPr>
+          <w:rFonts w:hint="cs"/>
+          <w:rtl/>
+        </w:rPr>
+        <w:t>פיהו</w:t>
+      </w:r>
+      <w:proofErr w:type="spellEnd"/>
+      <w:r>
+        <w:rPr>
+          <w:rFonts w:hint="cs"/>
+          <w:rtl/>
+        </w:rPr>
+        <w:t>".</w:t>
+      </w:r>
+      <w:r>
+        <w:rPr>
+          <w:rFonts w:hint="cs"/>
+          <w:rtl/>
+        </w:rPr>
+        <w:t xml:space="preserve"> </w:t>
+      </w:r>
       <w:r>
         <w:rPr>
           <w:rFonts w:hint="cs"/>
@@ -2277,7 +2426,7 @@
         </w:rPr>
         <w:t>ושנינו ב</w:t>
       </w:r>
-      <w:hyperlink r:id="rId15" w:history="1">
+      <w:hyperlink r:id="rId16" w:history="1">
         <w:r>
           <w:rPr>
             <w:rStyle w:val="Hyperlink"/>
@@ -2481,17 +2630,8 @@
           <w:rFonts w:hint="cs"/>
           <w:rtl/>
         </w:rPr>
-        <w:t xml:space="preserve"> את נשמות ישראל שבדור הזה ברום </w:t>
-      </w:r>
-      <w:proofErr w:type="spellStart"/>
-      <w:r>
-        <w:rPr>
-          <w:rFonts w:hint="cs"/>
-          <w:rtl/>
-        </w:rPr>
-        <w:t>גבהן</w:t>
-      </w:r>
-      <w:proofErr w:type="spellEnd"/>
+        <w:t xml:space="preserve"> את נשמות ישראל שבדור הזה ברום גבהן</w:t>
+      </w:r>
       <w:r>
         <w:rPr>
           <w:rFonts w:hint="cs"/>
@@ -2581,7 +2721,7 @@
         </w:rPr>
         <w:t>אומר הקב"ה למשה ב</w:t>
       </w:r>
-      <w:hyperlink r:id="rId16" w:history="1">
+      <w:hyperlink r:id="rId17" w:history="1">
         <w:r>
           <w:rPr>
             <w:rStyle w:val="Hyperlink"/>
@@ -2927,7 +3067,7 @@
         </w:rPr>
         <w:t xml:space="preserve"> במשנה תורה </w:t>
       </w:r>
-      <w:hyperlink r:id="rId17" w:history="1">
+      <w:hyperlink r:id="rId18" w:history="1">
         <w:r>
           <w:rPr>
             <w:rStyle w:val="Hyperlink"/>
@@ -2949,19 +3089,11 @@
       <w:pPr>
         <w:pStyle w:val="a7"/>
       </w:pPr>
-      <w:proofErr w:type="spellStart"/>
-      <w:r>
-        <w:rPr>
-          <w:rtl/>
-        </w:rPr>
-        <w:t>נִרְאִין</w:t>
-      </w:r>
-      <w:proofErr w:type="spellEnd"/>
-      <w:r>
-        <w:rPr>
-          <w:rtl/>
-        </w:rPr>
-        <w:t xml:space="preserve"> לִי הַדְּבָרִים שֶׁ</w:t>
+      <w:r>
+        <w:rPr>
+          <w:rtl/>
+        </w:rPr>
+        <w:t>נִרְאִין לִי הַדְּבָרִים שֶׁ</w:t>
       </w:r>
       <w:r>
         <w:rPr>
@@ -3115,6 +3247,7 @@
           <w:rFonts w:hint="cs"/>
           <w:rtl/>
         </w:rPr>
+        <w:lastRenderedPageBreak/>
         <w:t xml:space="preserve">מה קורה אם ישראל יודעים אחרת מהסנהדרין? הסנהדרין טועה וישראל ששמעו להם נחשבים </w:t>
       </w:r>
       <w:r>
@@ -3217,7 +3350,7 @@
         </w:rPr>
         <w:t>. וכן כתב ב</w:t>
       </w:r>
-      <w:hyperlink r:id="rId18" w:history="1">
+      <w:hyperlink r:id="rId19" w:history="1">
         <w:r>
           <w:rPr>
             <w:rStyle w:val="Hyperlink"/>
@@ -3270,30 +3403,8 @@
         <w:rPr>
           <w:rtl/>
         </w:rPr>
-        <w:t xml:space="preserve"> אֵלּוּ וְאֵלּוּ </w:t>
-      </w:r>
-      <w:proofErr w:type="spellStart"/>
-      <w:r>
-        <w:rPr>
-          <w:rtl/>
-        </w:rPr>
-        <w:t>פְּטוּרִין</w:t>
-      </w:r>
-      <w:proofErr w:type="spellEnd"/>
-      <w:r>
-        <w:rPr>
-          <w:rtl/>
-        </w:rPr>
-        <w:t xml:space="preserve"> מִן </w:t>
-      </w:r>
-      <w:proofErr w:type="spellStart"/>
-      <w:r>
-        <w:rPr>
-          <w:rtl/>
-        </w:rPr>
-        <w:t>הַקָּרְבָּן</w:t>
-      </w:r>
-      <w:proofErr w:type="spellEnd"/>
+        <w:t xml:space="preserve"> אֵלּוּ וְאֵלּוּ פְּטוּרִין מִן הַקָּרְבָּן</w:t>
+      </w:r>
       <w:r>
         <w:rPr>
           <w:rFonts w:hint="cs"/>
@@ -3305,21 +3416,7 @@
         <w:rPr>
           <w:rtl/>
         </w:rPr>
-        <w:t xml:space="preserve"> בֵּית דִּין </w:t>
-      </w:r>
-      <w:proofErr w:type="spellStart"/>
-      <w:r>
-        <w:rPr>
-          <w:rtl/>
-        </w:rPr>
-        <w:t>פְּטוּרִין</w:t>
-      </w:r>
-      <w:proofErr w:type="spellEnd"/>
-      <w:r>
-        <w:rPr>
-          <w:rtl/>
-        </w:rPr>
-        <w:t xml:space="preserve"> שֶׁהֲרֵי לֹא עָשׂוּ הַקָּהָל מִפְּנֵי הוֹרָאָתָן </w:t>
+        <w:t xml:space="preserve"> בֵּית דִּין פְּטוּרִין שֶׁהֲרֵי לֹא עָשׂוּ הַקָּהָל מִפְּנֵי הוֹרָאָתָן </w:t>
       </w:r>
       <w:proofErr w:type="spellStart"/>
       <w:r>
@@ -3340,35 +3437,7 @@
         <w:rPr>
           <w:rtl/>
         </w:rPr>
-        <w:t xml:space="preserve"> וְכָל הָעוֹשִׂים </w:t>
-      </w:r>
-      <w:proofErr w:type="spellStart"/>
-      <w:r>
-        <w:rPr>
-          <w:rtl/>
-        </w:rPr>
-        <w:t>פְּטוּרִין</w:t>
-      </w:r>
-      <w:proofErr w:type="spellEnd"/>
-      <w:r>
-        <w:rPr>
-          <w:rtl/>
-        </w:rPr>
-        <w:t xml:space="preserve"> מִן </w:t>
-      </w:r>
-      <w:proofErr w:type="spellStart"/>
-      <w:r>
-        <w:rPr>
-          <w:rtl/>
-        </w:rPr>
-        <w:t>הַקָּרְבָּן</w:t>
-      </w:r>
-      <w:proofErr w:type="spellEnd"/>
-      <w:r>
-        <w:rPr>
-          <w:rtl/>
-        </w:rPr>
-        <w:t xml:space="preserve"> מִפְּנֵי </w:t>
+        <w:t xml:space="preserve"> וְכָל הָעוֹשִׂים פְּטוּרִין מִן הַקָּרְבָּן מִפְּנֵי </w:t>
       </w:r>
       <w:proofErr w:type="spellStart"/>
       <w:r>
@@ -3413,7 +3482,6 @@
           <w:rFonts w:hint="cs"/>
           <w:rtl/>
         </w:rPr>
-        <w:lastRenderedPageBreak/>
         <w:t xml:space="preserve">ידיעה </w:t>
       </w:r>
       <w:proofErr w:type="spellStart"/>
@@ -3455,7 +3523,7 @@
         </w:rPr>
         <w:t>, ועל כן חייב לעשות לפי ידיעתו. ניתן להתחיל להלכה בריש דיני הסנהדרין ב</w:t>
       </w:r>
-      <w:hyperlink r:id="rId19" w:history="1">
+      <w:hyperlink r:id="rId20" w:history="1">
         <w:r>
           <w:rPr>
             <w:rStyle w:val="Hyperlink"/>
@@ -3486,25 +3554,7 @@
           <w:bCs/>
           <w:rtl/>
         </w:rPr>
-        <w:t xml:space="preserve">כִּ֣י </w:t>
-      </w:r>
-      <w:proofErr w:type="spellStart"/>
-      <w:r>
-        <w:rPr>
-          <w:b/>
-          <w:bCs/>
-          <w:rtl/>
-        </w:rPr>
-        <w:t>יִפָּלֵא</w:t>
-      </w:r>
-      <w:proofErr w:type="spellEnd"/>
-      <w:r>
-        <w:rPr>
-          <w:b/>
-          <w:bCs/>
-          <w:rtl/>
-        </w:rPr>
-        <w:t>֩</w:t>
+        <w:t>כִּ֣י יִפָּלֵא֩</w:t>
       </w:r>
       <w:r>
         <w:rPr>
@@ -3739,21 +3789,12 @@
         </w:rPr>
         <w:t xml:space="preserve"> </w:t>
       </w:r>
-      <w:proofErr w:type="spellStart"/>
-      <w:r>
-        <w:rPr>
-          <w:rFonts w:hint="cs"/>
-          <w:rtl/>
-        </w:rPr>
-        <w:t>אֱלֹהֶ֖יך</w:t>
-      </w:r>
-      <w:proofErr w:type="spellEnd"/>
-      <w:r>
-        <w:rPr>
-          <w:rFonts w:hint="cs"/>
-          <w:rtl/>
-        </w:rPr>
-        <w:t>ָ</w:t>
+      <w:r>
+        <w:rPr>
+          <w:rFonts w:hint="cs"/>
+          <w:rtl/>
+        </w:rPr>
+        <w:t>אֱלֹהֶ֖יךָ</w:t>
       </w:r>
       <w:r>
         <w:rPr>
@@ -3792,14 +3833,94 @@
         <w:rPr>
           <w:rtl/>
         </w:rPr>
-        <w:t xml:space="preserve">֙ </w:t>
-      </w:r>
-      <w:proofErr w:type="spellStart"/>
-      <w:r>
-        <w:rPr>
-          <w:rtl/>
-        </w:rPr>
-        <w:t>הַלְוִיִּ֔ם</w:t>
+        <w:t xml:space="preserve">֙ הַלְוִיִּ֔ם </w:t>
+      </w:r>
+      <w:proofErr w:type="spellStart"/>
+      <w:r>
+        <w:rPr>
+          <w:rtl/>
+        </w:rPr>
+        <w:t>וְאֶ֨ל־הַשֹּׁפֵ֔ט</w:t>
+      </w:r>
+      <w:proofErr w:type="spellEnd"/>
+      <w:r>
+        <w:rPr>
+          <w:rtl/>
+        </w:rPr>
+        <w:t xml:space="preserve"> אֲשֶׁ֥ר יִהְיֶ֖ה בַּיָּמִ֣ים הָהֵ֑ם וְדָרַשְׁתָּ֙ וְהִגִּ֣ידוּ לְךָ֔ אֵ֖ת דְּבַ֥ר הַמִּשְׁפָּֽט׃</w:t>
+      </w:r>
+      <w:r>
+        <w:rPr>
+          <w:rtl/>
+        </w:rPr>
+        <w:br/>
+      </w:r>
+      <w:r>
+        <w:rPr>
+          <w:rtl/>
+        </w:rPr>
+        <w:t xml:space="preserve">וְעָשִׂ֗יתָ עַל־פִּ֤י הַדָּבָר֙ אֲשֶׁ֣ר יַגִּ֣ידֽוּ לְךָ֔ </w:t>
+      </w:r>
+      <w:proofErr w:type="spellStart"/>
+      <w:r>
+        <w:rPr>
+          <w:rtl/>
+        </w:rPr>
+        <w:t>מִן־הַמָּק֣וֹם</w:t>
+      </w:r>
+      <w:proofErr w:type="spellEnd"/>
+      <w:r>
+        <w:rPr>
+          <w:rtl/>
+        </w:rPr>
+        <w:t xml:space="preserve"> הַה֔וּא אֲשֶׁ֖ר יִבְחַ֣ר יְהֹוָ֑ה וְשָׁמַרְתָּ֣ לַעֲשׂ֔וֹת כְּכֹ֖ל אֲשֶׁ֥ר </w:t>
+      </w:r>
+      <w:proofErr w:type="spellStart"/>
+      <w:r>
+        <w:rPr>
+          <w:rtl/>
+        </w:rPr>
+        <w:t>יוֹרֽוּך</w:t>
+      </w:r>
+      <w:proofErr w:type="spellEnd"/>
+      <w:r>
+        <w:rPr>
+          <w:rtl/>
+        </w:rPr>
+        <w:t>ָ׃</w:t>
+      </w:r>
+      <w:r>
+        <w:rPr>
+          <w:rtl/>
+        </w:rPr>
+        <w:br/>
+      </w:r>
+      <w:r>
+        <w:rPr>
+          <w:rtl/>
+        </w:rPr>
+        <w:t xml:space="preserve">עַל־פִּ֨י הַתּוֹרָ֜ה אֲשֶׁ֣ר </w:t>
+      </w:r>
+      <w:proofErr w:type="spellStart"/>
+      <w:r>
+        <w:rPr>
+          <w:rtl/>
+        </w:rPr>
+        <w:t>יוֹר֗וּך</w:t>
+      </w:r>
+      <w:proofErr w:type="spellEnd"/>
+      <w:r>
+        <w:rPr>
+          <w:rtl/>
+        </w:rPr>
+        <w:t xml:space="preserve">ָ </w:t>
+      </w:r>
+      <w:proofErr w:type="spellStart"/>
+      <w:r>
+        <w:rPr>
+          <w:rtl/>
+        </w:rPr>
+        <w:t>וְעַל־הַמִּשְׁפָּ֛ט</w:t>
       </w:r>
       <w:proofErr w:type="spellEnd"/>
       <w:r>
@@ -3813,14 +3934,42 @@
         <w:rPr>
           <w:rtl/>
         </w:rPr>
-        <w:t>וְאֶ֨ל־הַשֹּׁפֵ֔ט</w:t>
-      </w:r>
-      <w:proofErr w:type="spellEnd"/>
-      <w:r>
-        <w:rPr>
-          <w:rtl/>
-        </w:rPr>
-        <w:t xml:space="preserve"> אֲשֶׁ֥ר יִהְיֶ֖ה בַּיָּמִ֣ים הָהֵ֑ם וְדָרַשְׁתָּ֙ וְהִגִּ֣ידוּ לְךָ֔ אֵ֖ת דְּבַ֥ר הַמִּשְׁפָּֽט׃</w:t>
+        <w:t>אֲשֶׁר־יֹאמְר֥ו</w:t>
+      </w:r>
+      <w:proofErr w:type="spellEnd"/>
+      <w:r>
+        <w:rPr>
+          <w:rtl/>
+        </w:rPr>
+        <w:t xml:space="preserve">ּ לְךָ֖ תַּעֲשֶׂ֑ה לֹ֣א תָס֗וּר </w:t>
+      </w:r>
+      <w:proofErr w:type="spellStart"/>
+      <w:r>
+        <w:rPr>
+          <w:rtl/>
+        </w:rPr>
+        <w:t>מִן־הַדָּבָ֛ר</w:t>
+      </w:r>
+      <w:proofErr w:type="spellEnd"/>
+      <w:r>
+        <w:rPr>
+          <w:rtl/>
+        </w:rPr>
+        <w:t xml:space="preserve"> </w:t>
+      </w:r>
+      <w:proofErr w:type="spellStart"/>
+      <w:r>
+        <w:rPr>
+          <w:rtl/>
+        </w:rPr>
+        <w:t>אֲשֶׁר־יַגִּ֥ידֽו</w:t>
+      </w:r>
+      <w:proofErr w:type="spellEnd"/>
+      <w:r>
+        <w:rPr>
+          <w:rtl/>
+        </w:rPr>
+        <w:t>ּ לְךָ֖ יָמִ֥ין וּשְׂמֹֽאל׃</w:t>
       </w:r>
       <w:r>
         <w:rPr>
@@ -3832,128 +3981,6 @@
         <w:rPr>
           <w:rtl/>
         </w:rPr>
-        <w:t xml:space="preserve">וְעָשִׂ֗יתָ עַל־פִּ֤י הַדָּבָר֙ אֲשֶׁ֣ר יַגִּ֣ידֽוּ לְךָ֔ </w:t>
-      </w:r>
-      <w:proofErr w:type="spellStart"/>
-      <w:r>
-        <w:rPr>
-          <w:rtl/>
-        </w:rPr>
-        <w:t>מִן־הַמָּק֣וֹם</w:t>
-      </w:r>
-      <w:proofErr w:type="spellEnd"/>
-      <w:r>
-        <w:rPr>
-          <w:rtl/>
-        </w:rPr>
-        <w:t xml:space="preserve"> הַה֔וּא אֲשֶׁ֖ר יִבְחַ֣ר יְהֹוָ֑ה וְשָׁמַרְתָּ֣ לַעֲשׂ֔וֹת כְּכֹ֖ל אֲשֶׁ֥ר </w:t>
-      </w:r>
-      <w:proofErr w:type="spellStart"/>
-      <w:r>
-        <w:rPr>
-          <w:rtl/>
-        </w:rPr>
-        <w:t>יוֹרֽוּך</w:t>
-      </w:r>
-      <w:proofErr w:type="spellEnd"/>
-      <w:r>
-        <w:rPr>
-          <w:rtl/>
-        </w:rPr>
-        <w:t>ָ׃</w:t>
-      </w:r>
-      <w:r>
-        <w:rPr>
-          <w:rtl/>
-        </w:rPr>
-        <w:br/>
-      </w:r>
-      <w:r>
-        <w:rPr>
-          <w:rtl/>
-        </w:rPr>
-        <w:t xml:space="preserve">עַל־פִּ֨י הַתּוֹרָ֜ה אֲשֶׁ֣ר </w:t>
-      </w:r>
-      <w:proofErr w:type="spellStart"/>
-      <w:r>
-        <w:rPr>
-          <w:rtl/>
-        </w:rPr>
-        <w:t>יוֹר֗וּך</w:t>
-      </w:r>
-      <w:proofErr w:type="spellEnd"/>
-      <w:r>
-        <w:rPr>
-          <w:rtl/>
-        </w:rPr>
-        <w:t xml:space="preserve">ָ </w:t>
-      </w:r>
-      <w:proofErr w:type="spellStart"/>
-      <w:r>
-        <w:rPr>
-          <w:rtl/>
-        </w:rPr>
-        <w:t>וְעַל־הַמִּשְׁפָּ֛ט</w:t>
-      </w:r>
-      <w:proofErr w:type="spellEnd"/>
-      <w:r>
-        <w:rPr>
-          <w:rtl/>
-        </w:rPr>
-        <w:t xml:space="preserve"> </w:t>
-      </w:r>
-      <w:proofErr w:type="spellStart"/>
-      <w:r>
-        <w:rPr>
-          <w:rtl/>
-        </w:rPr>
-        <w:t>אֲשֶׁר־יֹאמְר֥ו</w:t>
-      </w:r>
-      <w:proofErr w:type="spellEnd"/>
-      <w:r>
-        <w:rPr>
-          <w:rtl/>
-        </w:rPr>
-        <w:t xml:space="preserve">ּ לְךָ֖ תַּעֲשֶׂ֑ה לֹ֣א תָס֗וּר </w:t>
-      </w:r>
-      <w:proofErr w:type="spellStart"/>
-      <w:r>
-        <w:rPr>
-          <w:rtl/>
-        </w:rPr>
-        <w:t>מִן־הַדָּבָ֛ר</w:t>
-      </w:r>
-      <w:proofErr w:type="spellEnd"/>
-      <w:r>
-        <w:rPr>
-          <w:rtl/>
-        </w:rPr>
-        <w:t xml:space="preserve"> </w:t>
-      </w:r>
-      <w:proofErr w:type="spellStart"/>
-      <w:r>
-        <w:rPr>
-          <w:rtl/>
-        </w:rPr>
-        <w:t>אֲשֶׁר־יַגִּ֥ידֽו</w:t>
-      </w:r>
-      <w:proofErr w:type="spellEnd"/>
-      <w:r>
-        <w:rPr>
-          <w:rtl/>
-        </w:rPr>
-        <w:t>ּ לְךָ֖ יָמִ֥ין וּשְׂמֹֽאל׃</w:t>
-      </w:r>
-      <w:r>
-        <w:rPr>
-          <w:rtl/>
-        </w:rPr>
-        <w:br/>
-      </w:r>
-      <w:r>
-        <w:rPr>
-          <w:rtl/>
-        </w:rPr>
         <w:t xml:space="preserve">וְהָאִ֞ישׁ </w:t>
       </w:r>
       <w:proofErr w:type="spellStart"/>
@@ -3996,21 +4023,7 @@
         <w:rPr>
           <w:rtl/>
         </w:rPr>
-        <w:t xml:space="preserve"> </w:t>
-      </w:r>
-      <w:proofErr w:type="spellStart"/>
-      <w:r>
-        <w:rPr>
-          <w:rtl/>
-        </w:rPr>
-        <w:t>אֱלֹהֶ֔יך</w:t>
-      </w:r>
-      <w:proofErr w:type="spellEnd"/>
-      <w:r>
-        <w:rPr>
-          <w:rtl/>
-        </w:rPr>
-        <w:t xml:space="preserve">ָ א֖וֹ </w:t>
+        <w:t xml:space="preserve"> אֱלֹהֶ֔יךָ א֖וֹ </w:t>
       </w:r>
       <w:proofErr w:type="spellStart"/>
       <w:r>
@@ -4063,25 +4076,7 @@
           <w:bCs/>
           <w:rtl/>
         </w:rPr>
-        <w:t xml:space="preserve"> </w:t>
-      </w:r>
-      <w:proofErr w:type="spellStart"/>
-      <w:r>
-        <w:rPr>
-          <w:b/>
-          <w:bCs/>
-          <w:rtl/>
-        </w:rPr>
-        <w:t>יִפָּלֵא</w:t>
-      </w:r>
-      <w:proofErr w:type="spellEnd"/>
-      <w:r>
-        <w:rPr>
-          <w:b/>
-          <w:bCs/>
-          <w:rtl/>
-        </w:rPr>
-        <w:t>֩</w:t>
+        <w:t xml:space="preserve"> יִפָּלֵא֩</w:t>
       </w:r>
       <w:r>
         <w:rPr>
@@ -4142,7 +4137,7 @@
         </w:rPr>
         <w:t xml:space="preserve"> או בקבלה. וכך כתב הרמב"ם ב</w:t>
       </w:r>
-      <w:hyperlink r:id="rId20" w:history="1">
+      <w:hyperlink r:id="rId21" w:history="1">
         <w:r>
           <w:rPr>
             <w:rStyle w:val="Hyperlink"/>
@@ -4267,7 +4262,7 @@
         </w:rPr>
         <w:t>ואלו הם דברי ה</w:t>
       </w:r>
-      <w:hyperlink r:id="rId21" w:history="1">
+      <w:hyperlink r:id="rId22" w:history="1">
         <w:r>
           <w:rPr>
             <w:rStyle w:val="Hyperlink"/>
@@ -4284,7 +4279,7 @@
         </w:rPr>
         <w:t xml:space="preserve"> המפורסמים המובאים ב</w:t>
       </w:r>
-      <w:hyperlink r:id="rId22" w:history="1">
+      <w:hyperlink r:id="rId23" w:history="1">
         <w:r>
           <w:rPr>
             <w:rStyle w:val="Hyperlink"/>
@@ -4342,19 +4337,11 @@
         </w:rPr>
         <w:t xml:space="preserve">– </w:t>
       </w:r>
-      <w:proofErr w:type="spellStart"/>
-      <w:r>
-        <w:rPr>
-          <w:rtl/>
-        </w:rPr>
-        <w:t>אֲפִלּו</w:t>
-      </w:r>
-      <w:proofErr w:type="spellEnd"/>
-      <w:r>
-        <w:rPr>
-          <w:rtl/>
-        </w:rPr>
-        <w:t xml:space="preserve">ּ </w:t>
+      <w:r>
+        <w:rPr>
+          <w:rtl/>
+        </w:rPr>
+        <w:t xml:space="preserve">אֲפִלּוּ </w:t>
       </w:r>
       <w:r>
         <w:rPr>
@@ -4468,21 +4455,7 @@
         <w:rPr>
           <w:rtl/>
         </w:rPr>
-        <w:t xml:space="preserve"> עִקַּר תּוֹרָה שֶׁבְּעַל פֶּה. וְהֵם עַמּוּדֵי הַהוֹרָאָה וּמֵהֶם </w:t>
-      </w:r>
-      <w:proofErr w:type="spellStart"/>
-      <w:r>
-        <w:rPr>
-          <w:rtl/>
-        </w:rPr>
-        <w:t>חֹק</w:t>
-      </w:r>
-      <w:proofErr w:type="spellEnd"/>
-      <w:r>
-        <w:rPr>
-          <w:rtl/>
-        </w:rPr>
-        <w:t xml:space="preserve"> וּמִשְׁפָּט יוֹצֵא לְכָל יִשְׂרָאֵל</w:t>
+        <w:t xml:space="preserve"> עִקַּר תּוֹרָה שֶׁבְּעַל פֶּה. וְהֵם עַמּוּדֵי הַהוֹרָאָה וּמֵהֶם חֹק וּמִשְׁפָּט יוֹצֵא לְכָל יִשְׂרָאֵל</w:t>
       </w:r>
       <w:r>
         <w:rPr>
@@ -4505,7 +4478,7 @@
         </w:rPr>
         <w:t>! ואם שמע להם ועשה כהוראתם אע"פ שיודע שטעו, כותב הרמב"ם ב</w:t>
       </w:r>
-      <w:hyperlink r:id="rId23" w:history="1">
+      <w:hyperlink r:id="rId24" w:history="1">
         <w:r>
           <w:rPr>
             <w:rStyle w:val="Hyperlink"/>
@@ -4574,21 +4547,7 @@
         <w:rPr>
           <w:rtl/>
         </w:rPr>
-        <w:t xml:space="preserve"> שֶׁהָיָה עוֹלֶה עַל דַּעְתָּן </w:t>
-      </w:r>
-      <w:proofErr w:type="spellStart"/>
-      <w:r>
-        <w:rPr>
-          <w:rtl/>
-        </w:rPr>
-        <w:t>שֶׁמִּצְוָה</w:t>
-      </w:r>
-      <w:proofErr w:type="spellEnd"/>
-      <w:r>
-        <w:rPr>
-          <w:rtl/>
-        </w:rPr>
-        <w:t xml:space="preserve"> לִשְׁמֹעַ מִבֵּית דִּין אַף עַל פִּי שֶׁהֵם טוֹעִים</w:t>
+        <w:t xml:space="preserve"> שֶׁהָיָה עוֹלֶה עַל דַּעְתָּן שֶׁמִּצְוָה לִשְׁמֹעַ מִבֵּית דִּין אַף עַל פִּי שֶׁהֵם טוֹעִים</w:t>
       </w:r>
       <w:r>
         <w:rPr>
@@ -4601,21 +4560,7 @@
         <w:rPr>
           <w:rtl/>
         </w:rPr>
-        <w:t xml:space="preserve"> הֲרֵי זֶה הָאוֹכֵל </w:t>
-      </w:r>
-      <w:proofErr w:type="spellStart"/>
-      <w:r>
-        <w:rPr>
-          <w:rtl/>
-        </w:rPr>
-        <w:t>חַיָּב</w:t>
-      </w:r>
-      <w:proofErr w:type="spellEnd"/>
-      <w:r>
-        <w:rPr>
-          <w:rtl/>
-        </w:rPr>
-        <w:t xml:space="preserve"> חַטָּאת קְבוּעָה עַל אֲכִילָתוֹ</w:t>
+        <w:t xml:space="preserve"> הֲרֵי זֶה הָאוֹכֵל חַיָּב חַטָּאת קְבוּעָה עַל אֲכִילָתוֹ</w:t>
       </w:r>
       <w:r>
         <w:rPr>
@@ -4628,21 +4573,7 @@
         <w:rPr>
           <w:rtl/>
         </w:rPr>
-        <w:t xml:space="preserve"> וְאֵינוֹ מִצְטָרֵף </w:t>
-      </w:r>
-      <w:proofErr w:type="spellStart"/>
-      <w:r>
-        <w:rPr>
-          <w:rtl/>
-        </w:rPr>
-        <w:t>לְמִנְיַן</w:t>
-      </w:r>
-      <w:proofErr w:type="spellEnd"/>
-      <w:r>
-        <w:rPr>
-          <w:rtl/>
-        </w:rPr>
-        <w:t xml:space="preserve"> הַשּׁוֹגְגִים עַל פִּיהֶם. </w:t>
+        <w:t xml:space="preserve"> וְאֵינוֹ מִצְטָרֵף לְמִנְיַן הַשּׁוֹגְגִים עַל פִּיהֶם. </w:t>
       </w:r>
       <w:r>
         <w:rPr>
@@ -4787,7 +4718,7 @@
         </w:rPr>
         <w:t>! וכך מובא ב</w:t>
       </w:r>
-      <w:hyperlink r:id="rId24" w:history="1">
+      <w:hyperlink r:id="rId25" w:history="1">
         <w:r>
           <w:rPr>
             <w:rStyle w:val="Hyperlink"/>
@@ -4840,30 +4771,8 @@
         <w:rPr>
           <w:rtl/>
         </w:rPr>
-        <w:t xml:space="preserve"> אֵלּוּ וְאֵלּוּ </w:t>
-      </w:r>
-      <w:proofErr w:type="spellStart"/>
-      <w:r>
-        <w:rPr>
-          <w:rtl/>
-        </w:rPr>
-        <w:t>פְּטוּרִין</w:t>
-      </w:r>
-      <w:proofErr w:type="spellEnd"/>
-      <w:r>
-        <w:rPr>
-          <w:rtl/>
-        </w:rPr>
-        <w:t xml:space="preserve"> מִן </w:t>
-      </w:r>
-      <w:proofErr w:type="spellStart"/>
-      <w:r>
-        <w:rPr>
-          <w:rtl/>
-        </w:rPr>
-        <w:t>הַקָּרְבָּן</w:t>
-      </w:r>
-      <w:proofErr w:type="spellEnd"/>
+        <w:t xml:space="preserve"> אֵלּוּ וְאֵלּוּ פְּטוּרִין מִן הַקָּרְבָּן</w:t>
+      </w:r>
       <w:r>
         <w:rPr>
           <w:rFonts w:hint="cs"/>
@@ -4875,21 +4784,7 @@
         <w:rPr>
           <w:rtl/>
         </w:rPr>
-        <w:t xml:space="preserve"> בֵּית דִּין </w:t>
-      </w:r>
-      <w:proofErr w:type="spellStart"/>
-      <w:r>
-        <w:rPr>
-          <w:rtl/>
-        </w:rPr>
-        <w:t>פְּטוּרִין</w:t>
-      </w:r>
-      <w:proofErr w:type="spellEnd"/>
-      <w:r>
-        <w:rPr>
-          <w:rtl/>
-        </w:rPr>
-        <w:t xml:space="preserve"> שֶׁהֲרֵי לֹא עָשׂוּ הַקָּהָל מִפְּנֵי הוֹרָאָתָן </w:t>
+        <w:t xml:space="preserve"> בֵּית דִּין פְּטוּרִין שֶׁהֲרֵי לֹא עָשׂוּ הַקָּהָל מִפְּנֵי הוֹרָאָתָן </w:t>
       </w:r>
       <w:proofErr w:type="spellStart"/>
       <w:r>
@@ -4910,35 +4805,7 @@
         <w:rPr>
           <w:rtl/>
         </w:rPr>
-        <w:t xml:space="preserve"> וְכָל הָעוֹשִׂים </w:t>
-      </w:r>
-      <w:proofErr w:type="spellStart"/>
-      <w:r>
-        <w:rPr>
-          <w:rtl/>
-        </w:rPr>
-        <w:t>פְּטוּרִין</w:t>
-      </w:r>
-      <w:proofErr w:type="spellEnd"/>
-      <w:r>
-        <w:rPr>
-          <w:rtl/>
-        </w:rPr>
-        <w:t xml:space="preserve"> מִן </w:t>
-      </w:r>
-      <w:proofErr w:type="spellStart"/>
-      <w:r>
-        <w:rPr>
-          <w:rtl/>
-        </w:rPr>
-        <w:t>הַקָּרְבָּן</w:t>
-      </w:r>
-      <w:proofErr w:type="spellEnd"/>
-      <w:r>
-        <w:rPr>
-          <w:rtl/>
-        </w:rPr>
-        <w:t xml:space="preserve"> מִפְּנֵי </w:t>
+        <w:t xml:space="preserve"> וְכָל הָעוֹשִׂים פְּטוּרִין מִן הַקָּרְבָּן מִפְּנֵי </w:t>
       </w:r>
       <w:proofErr w:type="spellStart"/>
       <w:r>
@@ -5046,7 +4913,7 @@
         </w:rPr>
         <w:t xml:space="preserve"> ב</w:t>
       </w:r>
-      <w:hyperlink r:id="rId25" w:history="1">
+      <w:hyperlink r:id="rId26" w:history="1">
         <w:r>
           <w:rPr>
             <w:rStyle w:val="Hyperlink"/>
@@ -5137,7 +5004,7 @@
         </w:rPr>
         <w:t xml:space="preserve">וכן כל עניין "אחרי רבים להטות", אי אפשר להוציא </w:t>
       </w:r>
-      <w:hyperlink r:id="rId26" w:history="1">
+      <w:hyperlink r:id="rId27" w:history="1">
         <w:r>
           <w:rPr>
             <w:rStyle w:val="Hyperlink"/>
@@ -5356,7 +5223,7 @@
         </w:rPr>
         <w:t xml:space="preserve">@אוריין יוסף חסידים, </w:t>
       </w:r>
-      <w:hyperlink r:id="rId27" w:history="1">
+      <w:hyperlink r:id="rId28" w:history="1">
         <w:r>
           <w:rPr>
             <w:rStyle w:val="Hyperlink"/>
@@ -5451,23 +5318,7 @@
           <w:rFonts w:hint="cs"/>
           <w:rtl/>
         </w:rPr>
-        <w:t xml:space="preserve">וגם למ"ד שמעשה יתרו היה לפני מתן תורה, עיין בטעם השני בדברינו </w:t>
-      </w:r>
-      <w:proofErr w:type="spellStart"/>
-      <w:r>
-        <w:rPr>
-          <w:rFonts w:hint="cs"/>
-          <w:rtl/>
-        </w:rPr>
-        <w:t>לדיעבד</w:t>
-      </w:r>
-      <w:proofErr w:type="spellEnd"/>
-      <w:r>
-        <w:rPr>
-          <w:rFonts w:hint="cs"/>
-          <w:rtl/>
-        </w:rPr>
-        <w:t xml:space="preserve"> במערכת השרים.</w:t>
+        <w:t>וגם למ"ד שמעשה יתרו היה לפני מתן תורה, עיין בטעם השני בדברינו לדיעבד במערכת השרים.</w:t>
       </w:r>
     </w:p>
   </w:footnote>
@@ -5553,18 +5404,8 @@
           <w:bCs/>
           <w:rtl/>
         </w:rPr>
-        <w:t xml:space="preserve">יֹ֣דְעֵי צֶ֔דֶק עַ֖ם תּוֹרָתִ֣י </w:t>
-      </w:r>
-      <w:proofErr w:type="spellStart"/>
-      <w:r>
-        <w:rPr>
-          <w:b/>
-          <w:bCs/>
-          <w:rtl/>
-        </w:rPr>
-        <w:t>בְלִבָּ֑ם</w:t>
-      </w:r>
-      <w:proofErr w:type="spellEnd"/>
+        <w:t>יֹ֣דְעֵי צֶ֔דֶק עַ֖ם תּוֹרָתִ֣י בְלִבָּ֑ם</w:t>
+      </w:r>
       <w:r>
         <w:rPr>
           <w:rFonts w:hint="cs"/>
@@ -5576,49 +5417,7 @@
         <w:rPr>
           <w:rtl/>
         </w:rPr>
-        <w:t xml:space="preserve"> </w:t>
-      </w:r>
-      <w:proofErr w:type="spellStart"/>
-      <w:r>
-        <w:rPr>
-          <w:rtl/>
-        </w:rPr>
-        <w:t>אַל־תִּֽירְאו</w:t>
-      </w:r>
-      <w:proofErr w:type="spellEnd"/>
-      <w:r>
-        <w:rPr>
-          <w:rtl/>
-        </w:rPr>
-        <w:t xml:space="preserve">ּ֙ חֶרְפַּ֣ת אֱנ֔וֹשׁ </w:t>
-      </w:r>
-      <w:proofErr w:type="spellStart"/>
-      <w:r>
-        <w:rPr>
-          <w:rtl/>
-        </w:rPr>
-        <w:t>וּמִגִּדֻּפֹתָ֖ם</w:t>
-      </w:r>
-      <w:proofErr w:type="spellEnd"/>
-      <w:r>
-        <w:rPr>
-          <w:rtl/>
-        </w:rPr>
-        <w:t xml:space="preserve"> </w:t>
-      </w:r>
-      <w:proofErr w:type="spellStart"/>
-      <w:r>
-        <w:rPr>
-          <w:rtl/>
-        </w:rPr>
-        <w:t>אַל־תֵּחָֽתּו</w:t>
-      </w:r>
-      <w:proofErr w:type="spellEnd"/>
-      <w:r>
-        <w:rPr>
-          <w:rtl/>
-        </w:rPr>
-        <w:t>ּ</w:t>
+        <w:t xml:space="preserve"> אַל־תִּֽירְאוּ֙ חֶרְפַּ֣ת אֱנ֔וֹשׁ וּמִגִּדֻּפֹתָ֖ם אַל־תֵּחָֽתּוּ</w:t>
       </w:r>
       <w:r>
         <w:rPr>
@@ -5680,7 +5479,6 @@
       <w:pPr>
         <w:pStyle w:val="af"/>
         <w:rPr>
-          <w:rFonts w:hint="cs"/>
           <w:rtl/>
         </w:rPr>
       </w:pPr>
@@ -5747,23 +5545,7 @@
           <w:rFonts w:hint="cs"/>
           <w:rtl/>
         </w:rPr>
-        <w:t xml:space="preserve">וכמו שמביא בשם </w:t>
-      </w:r>
-      <w:proofErr w:type="spellStart"/>
-      <w:r>
-        <w:rPr>
-          <w:rFonts w:hint="cs"/>
-          <w:rtl/>
-        </w:rPr>
-        <w:t>הרצי"ה</w:t>
-      </w:r>
-      <w:proofErr w:type="spellEnd"/>
-      <w:r>
-        <w:rPr>
-          <w:rFonts w:hint="cs"/>
-          <w:rtl/>
-        </w:rPr>
-        <w:t xml:space="preserve"> זצ"ל על פסוק זה </w:t>
+        <w:t xml:space="preserve">וכמו שמביא בשם הרצי"ה זצ"ל על פסוק זה </w:t>
       </w:r>
       <w:r>
         <w:rPr>
@@ -5921,23 +5703,7 @@
           <w:rFonts w:hint="cs"/>
           <w:rtl/>
         </w:rPr>
-        <w:t xml:space="preserve">לאו דווקא, שכן </w:t>
-      </w:r>
-      <w:proofErr w:type="spellStart"/>
-      <w:r>
-        <w:rPr>
-          <w:rFonts w:hint="cs"/>
-          <w:rtl/>
-        </w:rPr>
-        <w:t>סברא</w:t>
-      </w:r>
-      <w:proofErr w:type="spellEnd"/>
-      <w:r>
-        <w:rPr>
-          <w:rFonts w:hint="cs"/>
-          <w:rtl/>
-        </w:rPr>
-        <w:t xml:space="preserve"> היא ואינה צריכה מקרא.</w:t>
+        <w:t>לאו דווקא, שכן סברא היא ואינה צריכה מקרא.</w:t>
       </w:r>
     </w:p>
   </w:footnote>
